--- a/example_articles/states/Pennsylvania/2.states_Pennsylvania_New_York_Times.docx
+++ b/example_articles/states/Pennsylvania/2.states_Pennsylvania_New_York_Times.docx
@@ -27,17 +27,17 @@
     </w:p>
     <w:p>
       <w:r>
-        <w:t>Source File: NYT/40.DOCX</w:t>
+        <w:t>Source file: NYT/40.DOCX</w:t>
       </w:r>
     </w:p>
     <w:p>
       <w:r>
-        <w:t>Raw locations result: ['Pennsylvania']</w:t>
+        <w:t>Raw locations result, 'locations': ['Pennsylvania']</w:t>
       </w:r>
     </w:p>
     <w:p>
       <w:r>
-        <w:t>states_stand_flat (Standardized): Pennsylvania</w:t>
+        <w:t>Standardized locations result, 'states_stand_flat': Pennsylvania</w:t>
       </w:r>
     </w:p>
     <w:p>

--- a/example_articles/states/Pennsylvania/2.states_Pennsylvania_New_York_Times.docx
+++ b/example_articles/states/Pennsylvania/2.states_Pennsylvania_New_York_Times.docx
@@ -7,7 +7,7 @@
         <w:pStyle w:val="Heading1"/>
       </w:pPr>
       <w:r>
-        <w:t>Pine Valley, L.I., Fades Into Pine Valley, R.I.P.</w:t>
+        <w:t>'The Whole City Seen the Flames'</w:t>
       </w:r>
     </w:p>
     <w:p>
@@ -17,17 +17,17 @@
     </w:p>
     <w:p>
       <w:r>
-        <w:t>Date: 1990-03-24</w:t>
+        <w:t>Date: 1990-09-30</w:t>
       </w:r>
     </w:p>
     <w:p>
       <w:r>
-        <w:t>Section: Section 1; Page 28, Column 1; Metropolitan Desk</w:t>
+        <w:t>Section: Section 7; Page 7, Column 1; Book Review Desk; Review</w:t>
       </w:r>
     </w:p>
     <w:p>
       <w:r>
-        <w:t>Source file: NYT/40.DOCX</w:t>
+        <w:t>Source file: NYT/54.DOCX</w:t>
       </w:r>
     </w:p>
     <w:p>
@@ -49,63 +49,71 @@
     </w:p>
     <w:p>
       <w:r>
-        <w:t>This village has been called many things in its two years of life: a developer's dream, an experiment in self-determination, a joke. Now call it defunct.</w:t>
+        <w:t>PHILADELPHIA FIRE</w:t>
         <w:br/>
-        <w:t>After trying hard to run the village they created out of a neglected corner of Southampton Town in 1987, the 791 residents of Pine Valley reversed themselves on Tuesday, voting 165 to 142 to disband.</w:t>
+        <w:t>By John Edgar Wideman.</w:t>
         <w:br/>
-        <w:t>The vote puts a gradual dissolution program into effect; by the end of 1991, Pine Valley will be entirely gone, absorbed back into Southampton.</w:t>
+        <w:t>199 pp. New York: Henry Holt &amp; Company. $18.95.</w:t>
         <w:br/>
-        <w:t>In the end, it was higher taxes caused by the new village that upset Pine Valley's working-class residents. But they also hated the way village trustees yelled and hit one another at meetings, and the way everything became a public embarrassment, as when one resident, Thomas Caulfield, circulated a petition to change Pine Valley's name to ''Joke, Long Island.''</w:t>
+        <w:t>There is an old and bitter saying about the vulnerability that comes with being black in America: ''When white folks get a cold, black folks get pneumonia.'' So it can't be much of a surprise that as the century winds down, amid earnest conversation about the worrisome state of the world there should be much dialogue about the political and spiritual crisis within black America. What is a surprise, however, is the passion and the yearning, the rage and the courage at work in John Edgar Wideman's complex and grief-stricken novel of urban disintegration, ''Philadelphia Fire.''</w:t>
+        <w:br/>
+        <w:t>Mr. Wideman's novel is based on the events surrounding the 1985 bombing of a Philadelphia row house that was home to a wildly Afrocentric, back-to-nature cult known as Move, notorious for its lack of interest in city health ordinances and its periodic harassment of its more conventional neighbors. After a siege of several days, the Philadelphia police, with the permission of the city's first black mayor, W. Wilson Goode, dropped a bomb on the roof of Move's headquarters at 6221 Osage Avenue. The house went up in flames, killing 11 people, including several women and children; then the fire spread, wiping out one and a half square blocks of a stable black working-class neighborhood whose only goal was to rid the community of what it considered the cancer in its midst.</w:t>
+        <w:br/>
+        <w:t>Passion is perhaps a lost quality these days; we are too used to apathy or a hopeless, minimalist cool. It has been a long time since a writer has focused attention on the grit and greed, the despair and horror of urban life experienced, not by the wry observer or the tourist passing through, but by men and women enmeshed in its fatal web or dancing on its periphery, comforted for a time by illusions of immunity. It has been a long time, too, since anyone has written honestly, and with such power, of the sometimes funny, often brutal, frequently enraging experience of being black and male in these times. By its very nature, ''Philadelphia Fire'' is not an easy book, a warm book, not even a smoothly crafted book. Written in three interconnected sections - sometimes as essay, sometimes in African-American idiom, sometimes in parables reminiscent of folktale or mythology - the novel is grounded too deeply in the chaos it means to re-create to leave its readers at ease.</w:t>
+        <w:br/>
+        <w:t>A variety of characters moves through this panoramic novel - from J. B., an angry and opportunistic street man, to a reimagined Caliban who might have encouraged Shakespeare to rethink ''The Tempest'' entirely. But central to the story is Cudjoe, a West Philadelphia writer and exile who has spent the previous decade in flight from virtually every aspect of his past. We learn in Part One that Cudjoe has flouted almost every taboo of the African-American consciousness of the 1960's - he has married a white woman with whom he has had children; he has turned his back on the old neighborhood and gone off to embrace a brave and colorblind new world. ''I lived on an island. Learned another language. Almost like a new life. Born again before born again was big business.''</w:t>
+        <w:br/>
+        <w:t>When we meet him a decade after his departure he has turned away again, this time from his wife and children and his writing, too, and created a newer, freer life on the Greek island of Mykonos - sailing and beachcombing, bartending and making love. Cudjoe has found a measure of peace in his exile - until, months after the incident, he reads an account of the Move bombing and fire in his old neighborhood. It is a shock strong enough to bring him home, to immerse him in the radically changed settings of his childhood and adolescence, to create an obsession not only with the people who died in the fire, but with the lone boy seen running from the flames. And in delineating Cudjoe's search for that singular naked child, Mr. Wideman takes his readers on a tour of urban America perched on the precipice of hell - a tour in which even his own personal tragedy is part of the view.</w:t>
+        <w:br/>
+        <w:t>Upon his return to America, Cudjoe assumes the role of journalist and goes back to his old neighborhood to speak to people who might have known or seen the boy. He locates a former member of the collective, Margaret Jones - a woman just hostile enough to distrust his motives. ''Polite, accommodating to a degree, she also maintained her distance. . . . The precise space between Cudjoe's island and West Philly. Somehow she knew he'd been away, exactly how long, exactly how far, and that distance bothered her, she held it against him, served it back to him in her cool reserve.''</w:t>
+        <w:br/>
+        <w:t>But Cudjoe is willing to endure her quiet scorn, if it will get him what he wants most - access to the child known as Simmie, ''the boy who is the only survivor of the holocaust on Osage Avenue, the child who is brother, son, a lost limb haunting him since he read about the fire in a magazine.''</w:t>
+        <w:br/>
+        <w:t>At first Mr. Wideman's narrative is persistent enough to make you believe it is just this simple - the search for a child, one lost boy who has escaped the flames. But as Cudjoe travels through West Philadelphia, and as Mr. Wideman injects other voices, we are irresistibly drawn to bigger questions about urban life and anyone's ability to survive it. As Margaret Jones speaks of the cult leader - the man she and others called King before he was burned to ashes - she reminds Cudjoe that ''nobody cares. The whole city seen the flames, smelled the smoke, counted the body bags. Whole world knows children murdered here. But it's quiet as a grave, ain't it? Not a mumbling word.''</w:t>
+        <w:br/>
+        <w:t>Cudjoe returns to the basketball courts of his youth, falls in with some of the local players. In a fast game, he talks with a man whose oldest brother, Darnell, played ball with Cudjoe when he was younger. Darnell is gone now, ''in the slam, man. Five years now.'' ''Damn.'' ''Dope, man. Into the dope . . . you know.'' ''Darnell?''</w:t>
+        <w:br/>
+        <w:t>''Yeah. Surprised everybody. My big brother always a together dude. Never in no trouble. He looked out for me. More like a daddy to me, you know. Then dope, man. He just couldn't handle.''</w:t>
+        <w:br/>
+        <w:t>The waste, the weariness is everywhere. Other old friends have died or fallen away. A classmate from college, Timbo, assumes his place within the system he rejected years before, his fantasies of collective change withered like dry grass, exchanged for the token symbols of individual achievement - a limousine, regular tables at good restaurants. Now a powerful attache in the mayor's office, Timbo has made his trade, and seems satisfied; for him, the fire on Osage Avenue is less a tragedy than a public relations problem.</w:t>
+        <w:br/>
+        <w:t>''They were embarrassing, man. Embarrassing. Trying to turn back the clock. Didn't want no kind of city, no kind of government. Wanted to live like people live in the woods. . . . How the mayor spozed to stand up and talk to white folks when he can't control his own people? . . . Sooner or later those nuts had to go.''</w:t>
+        <w:br/>
+        <w:t>But there are plenty more ''nuts'' where they came from, including a gang of young people known as Kaliban's Kiddie Korps, whose graffiti slogan - ''Money Power Things'' - decorates walls all over the city.</w:t>
+        <w:br/>
+        <w:t>In Part Two the lost child of the conflagration assumes a different identity - the ''lost'' son of Mr. Wideman himself. Jacob Wideman, at age 18, pleaded guilty in 1988 to the murder of a companion after a camping trip in Maine two years earlier. (It is not the first time Mr. Wideman's family has been confronted with such tragedy. His brother, Robert, is also serving time for murder; Mr. Wideman explored that story in an earlier nonfiction book, ''Brothers and Keepers,'' in 1984.) Mr. Wideman's son was sentenced to life in prison in a plea-bargain agreement that prevented him from receiving the death penalty.</w:t>
+        <w:br/>
+        <w:t>The sentencing hearing was a particularly bitter affair, with the parents of the murdered child accusing Mr. Wideman of having created the ''monster'' that is his son.</w:t>
+        <w:br/>
+        <w:t>It is an act of almost unimaginable boldness to take such personal sadness and to insert it into a novel; its presence is at first so jarring it has the feel of literary schizophrenia. Yet it is just such a splitting of identity - his own, his son's - that Mr. Wideman works to convey here, and few things are as heartbreaking as the sections in which he stumbles toward the hope of understanding what has happened to his child:</w:t>
+        <w:br/>
+        <w:t>''To take stock, to make sense, to attempt to control or to write a narrative of self - how hopeless any of these tasks must seem when the self attempting this harrowing business is no more reliable than a shadow. . . . Can this story he must never stop singing become a substitute for an integrated sense of self, of oneness, the personality he can never achieve? The son's father. Father's son.''</w:t>
+        <w:br/>
+        <w:t>Cudjoe's voice reassumes prominence in Part Three, where in its last pages ''Philadelphia Fire'' spins wildly among scenes of a memorial service for the dead of the Move bombing, an imagined scenario of the bombing itself and scenes involving ghosts of an Independence Day rally in the year 1805, in which black Philadelphians attending the celebrations are beaten and chased from Independence Square. The cacophony of images panics Cudjoe until the moment when, finally, he chooses not to run from the disarray surrounding him.</w:t>
+        <w:br/>
+        <w:t>It is a rare and wonderful pleasure to hear a variety of complex male voices; very few writers can invoke them successfully. Mr. Wideman has captured a particular pain and anguish that is part of African-American manhood without denying the experience of women; he has created male characters that are by turns tender, vulgar, insightful, evil, compassionate, wary: in short, he has shown us men we know.</w:t>
+        <w:br/>
+        <w:t>Most important of all, however, ''Philadelphia Fire'' uses facets of African-American life to illuminate issues at the heart of American life. In a society most people believe is disintegrating, at a time when the assignment of blame seems more important than the acceptance of responsibility, Mr. Wideman argues for a vision of life that includes virtues that may be disappearing from 20th-century culture: mercy, the ability to tolerate and accept difference, even distasteful difference. He is nowhere more articulate about these than in a section of Part Two in which he once again addresses his son in prison:</w:t>
+        <w:br/>
+        <w:t>''What I'm trying to do is share my way of thinking about some things that are basically unthinkable. I cannot separate myself from you. Yet I understand we're different. I will try to accept and deal with whatever shape your life takes. I know it's not my life and try as I might I can't ease what's happening to you, can't exchange places or take some of the weight for you. But I believe you have the power in your hands to do what no one can do for you. . . . We don't know what the future will bring. We do have a chance to unfold our days one by one and piece together a story that shapes us. It's the only life anyone ever has. Hold on.''</w:t>
         <w:br/>
         <w:t xml:space="preserve"> </w:t>
         <w:br/>
-        <w:t>'A Lot of Rancor'</w:t>
+        <w:t>THIS BLACK CAMELOT</w:t>
         <w:br/>
-        <w:t>''There was tremendous ineptitude and mismanagement, which resulted in a lot of rancor,'' said Lee E. Koppelman, executive director of the Long Island Regional Planning Board. ''And they got no services at increased costs.''</w:t>
+        <w:t>Best to let it burn. All of it burn. Flame at the inmost heart. The conflagration blooming, expanding outward, like ripples from a stone to the corners of the universe. One little candle. The scab above Twanda's eyelid burns and festers and grows concentrically as she picks at it, sworls of white-speckled soreness on her black forehead and it leaps from her brow suddenly as a siren in the middle of the night and we know instantly it's coming for us, we're implicated as its light arcs and flashes in circles, we are infected, finished in the feral swoop of its dirty-fingered stab into the town houses where we are hiding. The gem in her forehead explodes slowly as a rose blooming, dying simultaneously because we neglect to tend it, adore it, praise it as our own.</w:t>
         <w:br/>
-        <w:t>But village officials said they worked as hard as they could.</w:t>
+        <w:t>These ruins. This Black Camelot and its cracked Liberty Bell burn, lit by the same match ignited two blocks of Osage Avenue. Street named for an Indian tribe. Haunted by Indian ghosts - Schuylkill, Manayunk, Wissahickon, Susquehanna, Moyamensing, Wingohocking, Tioga - the rivers bronzed in memory of their copper, flame-colored bodies, the tinsel of their names gilding the ruined city. Oh, it must have been beautiful once. Walking barefoot in green grass, the sky a blue haven, the deep woods full of life. Now the grit . . . ground into the soil lodges in our children's toes when they play in the park. Poison works its way through their veins to their brains. They play cowboys and Indians. Colored and white with real guns. Shots exchanged over Cobbs Creek and one player falls down forever. Real bullets bridging the racial gap, hurtling over the scrufty water and trees that separate two warring villages. The Book of Life exchanges hands. Who will read it next, kill for it next? A red ghost thin as conviction giggles its last laugh.</w:t>
         <w:br/>
-        <w:t>''I think the saddest part is the people who compare it to the soap opera,'' said Maryann Soika, the village clerk. The village shares its name with the back-stabbing town of Pine Valley on ''All My Children.''</w:t>
+        <w:t>From ''Philadelphia Fire.''</w:t>
         <w:br/>
-        <w:t>For years, the people of Pine Valley, where the average income is about $17,000, felt pushed around by Southampton. They said they paid high taxes and got nothing back.</w:t>
+        <w:br/>
+        <w:t>Graphic</w:t>
+        <w:br/>
         <w:br/>
         <w:t xml:space="preserve"> </w:t>
         <w:br/>
-        <w:t>Debate Over Development</w:t>
-        <w:br/>
-        <w:t>But not everyone favored seceding. From the start, the idea of secession became entwined in a debate over the proper balance between development and the environment, between the need to improve a depressed economy and the need to preserve the land.</w:t>
-        <w:br/>
-        <w:t>Environmental groups accused the founding father of Pine Valley, Leonard Sheldon, of organizing the drive to form a village so that he could advance projects for his developer friends.</w:t>
-        <w:br/>
-        <w:t>Mr. Sheldon said that he had no such friends. He wanted a new village, he said, because it would give residents self-determination and reduce their taxes.</w:t>
-        <w:br/>
-        <w:t>But in the two years of the village, nothing new was built and taxes went up. In addition to paying Southampton Town taxes, the average family found itself owing a village tax bill of about $200.</w:t>
-        <w:br/>
-        <w:t xml:space="preserve"> </w:t>
-        <w:br/>
-        <w:t>'Benefits of Being a Village'</w:t>
-        <w:br/>
-        <w:t>''Nothing changed except the taxes,'' said Carol Overdoff, a clerk at the local A.&amp; P. Village officials attributed the taxes to start-up costs. They said that taxes were being cut this year, so that most families will owe about $120.</w:t>
-        <w:br/>
-        <w:t>''The village needed at least another two or three years,'' said Joseph Colao, a trustee.</w:t>
-        <w:br/>
-        <w:t>As support for the village waned, many of its original supporters, including Mr. Sheldon and Mr. Caulfield, turned against Pine Valley. Mr. Caulfield circulated a petition to dissolve it.</w:t>
-        <w:br/>
-        <w:t xml:space="preserve"> </w:t>
-        <w:br/>
-        <w:t>Everyone Switched Sides</w:t>
-        <w:br/>
-        <w:t>It is highly unusual for a village to vote itself out of existence; Mr. Koppelman says he has heard of only two other instances on Long Island.</w:t>
-        <w:br/>
-        <w:t>In the end, everyone switched sides: the people who first opposed the village found themselves supporting it, and those who had supported it now opposed it. The factions are still fighting.</w:t>
-        <w:br/>
-        <w:t>The environmentalists say that opponents of the village are dismantling it because they realized it could not be used for their development agendas, and the opponents say all that bothered them was the high taxes.</w:t>
-        <w:br/>
-        <w:t>Mr. Sheldon's son, Christopher, a village trustee who did not run in this election, also switched from supporting to opposing Pine Valley. His fights with Mr. Colao and another trustee, Vincent Scandole, left a widespread impression that the board was so bitterly divided that action was virtually impossible.</w:t>
-        <w:br/>
-        <w:t>To many residents, the most telling incident came this winter, when Mr. Scandole and the younger Mr. Sheldon came to blows at a meeting.</w:t>
-        <w:br/>
-        <w:t>Mrs. Soika, who will continue to draw her $200-a-week salary as village clerk until the final ''Pine Valley'' road sign is removed, was not amused. ''It wasn't a joke to the people of Pine Valley,'' she said. ''We were deadly serious.''</w:t>
+        <w:t>Drawing; Photo: John Edgar Wideman (Fred Vuich for the New York Times)</w:t>
       </w:r>
     </w:p>
     <w:sectPr>

--- a/example_articles/states/Pennsylvania/2.states_Pennsylvania_New_York_Times.docx
+++ b/example_articles/states/Pennsylvania/2.states_Pennsylvania_New_York_Times.docx
@@ -7,7 +7,7 @@
         <w:pStyle w:val="Heading1"/>
       </w:pPr>
       <w:r>
-        <w:t>'The Whole City Seen the Flames'</w:t>
+        <w:t>BOOKS OF THE TIMES; They Wanted to Shape Up America</w:t>
       </w:r>
     </w:p>
     <w:p>
@@ -17,17 +17,17 @@
     </w:p>
     <w:p>
       <w:r>
-        <w:t>Date: 1990-09-30</w:t>
+        <w:t>Date: 2003-09-27</w:t>
       </w:r>
     </w:p>
     <w:p>
       <w:r>
-        <w:t>Section: Section 7; Page 7, Column 1; Book Review Desk; Review</w:t>
+        <w:t>Section: Section B; Column 1; Arts &amp; Ideas/Cultural Desk; Pg. 11</w:t>
       </w:r>
     </w:p>
     <w:p>
       <w:r>
-        <w:t>Source file: NYT/54.DOCX</w:t>
+        <w:t>Source file: NYT/24.DOCX</w:t>
       </w:r>
     </w:p>
     <w:p>
@@ -49,63 +49,40 @@
     </w:p>
     <w:p>
       <w:r>
-        <w:t>PHILADELPHIA FIRE</w:t>
+        <w:t>A Fierce Discontent -- Rise and Fall of the Progressive Movement in America, 1870-1920</w:t>
         <w:br/>
-        <w:t>By John Edgar Wideman.</w:t>
+        <w:t>By Michael McGerr</w:t>
         <w:br/>
-        <w:t>199 pp. New York: Henry Holt &amp; Company. $18.95.</w:t>
+        <w:t>395 pages. Free Press. $30.</w:t>
         <w:br/>
-        <w:t>There is an old and bitter saying about the vulnerability that comes with being black in America: ''When white folks get a cold, black folks get pneumonia.'' So it can't be much of a surprise that as the century winds down, amid earnest conversation about the worrisome state of the world there should be much dialogue about the political and spiritual crisis within black America. What is a surprise, however, is the passion and the yearning, the rage and the courage at work in John Edgar Wideman's complex and grief-stricken novel of urban disintegration, ''Philadelphia Fire.''</w:t>
+        <w:t xml:space="preserve">     At the heart of progressivism, the early 20th-century reform movement, was a sense of outrage. The journalists, settlement house workers, academics, professionals, social workers and ministers who made up the movement were outraged at the squalid and deteriorating conditions of the urban poor, at the effects of civic corruption on the body politic and at the takeover of American democracy by the immigrant hordes and their crafty bosses in the nation's cities and by the newly enriched millionaires and their well-paid lobbyists in Washington. </w:t>
         <w:br/>
-        <w:t>Mr. Wideman's novel is based on the events surrounding the 1985 bombing of a Philadelphia row house that was home to a wildly Afrocentric, back-to-nature cult known as Move, notorious for its lack of interest in city health ordinances and its periodic harassment of its more conventional neighbors. After a siege of several days, the Philadelphia police, with the permission of the city's first black mayor, W. Wilson Goode, dropped a bomb on the roof of Move's headquarters at 6221 Osage Avenue. The house went up in flames, killing 11 people, including several women and children; then the fire spread, wiping out one and a half square blocks of a stable black working-class neighborhood whose only goal was to rid the community of what it considered the cancer in its midst.</w:t>
+        <w:t xml:space="preserve"> Michael McGerr, a professor of history at Indiana University, captures the defining ethos of the progressive movement in the aptly chosen title of his new book, "A Fierce Discontent." Rather than focusing exclusively on the progressives' discontent with the failures of democratic politics and the absence of meaningful laws to protect the nation's children, consumers and working people, Mr. McGerr shifts "the balance of the conventional narrative" to include the progressives' "less well-known, extrapolitical efforts to transform America and Americans." He represents progressivism as, above all, a middle-class movement dedicated to reshaping the values and behaviors of upper- and working-class Americans. </w:t>
         <w:br/>
-        <w:t>Passion is perhaps a lost quality these days; we are too used to apathy or a hopeless, minimalist cool. It has been a long time since a writer has focused attention on the grit and greed, the despair and horror of urban life experienced, not by the wry observer or the tourist passing through, but by men and women enmeshed in its fatal web or dancing on its periphery, comforted for a time by illusions of immunity. It has been a long time, too, since anyone has written honestly, and with such power, of the sometimes funny, often brutal, frequently enraging experience of being black and male in these times. By its very nature, ''Philadelphia Fire'' is not an easy book, a warm book, not even a smoothly crafted book. Written in three interconnected sections - sometimes as essay, sometimes in African-American idiom, sometimes in parables reminiscent of folktale or mythology - the novel is grounded too deeply in the chaos it means to re-create to leave its readers at ease.</w:t>
+        <w:t xml:space="preserve">The progressives campaigned for stricter divorce laws, they crusaded against the saloon and prostitution, and they did all they could to persuade the nation's youthand working people to steer clear of movie houses, dance halls and amusement parks, which they declared were dangerous for the same reason that they were so attractive: because they "promoted individualism and a more open sexuality." </w:t>
         <w:br/>
-        <w:t>A variety of characters moves through this panoramic novel - from J. B., an angry and opportunistic street man, to a reimagined Caliban who might have encouraged Shakespeare to rethink ''The Tempest'' entirely. But central to the story is Cudjoe, a West Philadelphia writer and exile who has spent the previous decade in flight from virtually every aspect of his past. We learn in Part One that Cudjoe has flouted almost every taboo of the African-American consciousness of the 1960's - he has married a white woman with whom he has had children; he has turned his back on the old neighborhood and gone off to embrace a brave and colorblind new world. ''I lived on an island. Learned another language. Almost like a new life. Born again before born again was big business.''</w:t>
+        <w:t xml:space="preserve">Because progressivism, as a social and reform movement, encompassed so many different objectives, historians have had enormous difficulty defining it coherently. Some have given up the task entirely, substituting description of a progressive "era" for analysis of a progressive "movement." Mr. McGerr evades such problems by collapsing regional, doctrinal, class, gender, racial and political distinctions into a broad definition of progressives and progressivism. </w:t>
         <w:br/>
-        <w:t>When we meet him a decade after his departure he has turned away again, this time from his wife and children and his writing, too, and created a newer, freer life on the Greek island of Mykonos - sailing and beachcombing, bartending and making love. Cudjoe has found a measure of peace in his exile - until, months after the incident, he reads an account of the Move bombing and fire in his old neighborhood. It is a shock strong enough to bring him home, to immerse him in the radically changed settings of his childhood and adolescence, to create an obsession not only with the people who died in the fire, but with the lone boy seen running from the flames. And in delineating Cudjoe's search for that singular naked child, Mr. Wideman takes his readers on a tour of urban America perched on the precipice of hell - a tour in which even his own personal tragedy is part of the view.</w:t>
+        <w:t xml:space="preserve">It is refreshing to find a historian willing to transcend the disconnected identities that have become the scholars' stock in trade and take on the task of describing progressivism as a broad middle-class social movement. One wishes only that Mr. McGerr had paid a bit more attention to the discontinuities and conflicts within that movement. Progressivism was many different things to many different people, and Mr. McGerr tries too hard to find unity where there was discord. </w:t>
         <w:br/>
-        <w:t>Upon his return to America, Cudjoe assumes the role of journalist and goes back to his old neighborhood to speak to people who might have known or seen the boy. He locates a former member of the collective, Margaret Jones - a woman just hostile enough to distrust his motives. ''Polite, accommodating to a degree, she also maintained her distance. . . . The precise space between Cudjoe's island and West Philly. Somehow she knew he'd been away, exactly how long, exactly how far, and that distance bothered her, she held it against him, served it back to him in her cool reserve.''</w:t>
+        <w:t xml:space="preserve">He identifies, for example, the campaign to segregate society as a quintessential progressive battle. While there is no denying that Southern progressives like Edgar Gardner Murphy were proponents of racial segregation, many prominent Northern progressives, W. E. B. DuBois and Jane Addams among them, were staunch opponents. On racial segregation, as on many other issues, there was no one progressive position. </w:t>
         <w:br/>
-        <w:t>But Cudjoe is willing to endure her quiet scorn, if it will get him what he wants most - access to the child known as Simmie, ''the boy who is the only survivor of the holocaust on Osage Avenue, the child who is brother, son, a lost limb haunting him since he read about the fire in a magazine.''</w:t>
+        <w:t xml:space="preserve">Mr. McGerr's penchant for generalization extends beyond his discussion of progressivism to encompass a broader middle class whose "distinctive approach to life" contrasts with those of the upper and working classes. While it is virtually impossible to understand American politics and society in the early 20th century without some sort of class analysis, social classes are not static groups that behave one way and speak in one voice. The "upper 10," which McGerr uses indiscriminately as a synonym for the upper class and for "wealthy Americans," was, for example, so hopelessly divided between new money and old that Mrs. William Astor had to hire the society arbiter Ward McAllister to draw up a list of who rightly belonged. </w:t>
         <w:br/>
-        <w:t>At first Mr. Wideman's narrative is persistent enough to make you believe it is just this simple - the search for a child, one lost boy who has escaped the flames. But as Cudjoe travels through West Philadelphia, and as Mr. Wideman injects other voices, we are irresistibly drawn to bigger questions about urban life and anyone's ability to survive it. As Margaret Jones speaks of the cult leader - the man she and others called King before he was burned to ashes - she reminds Cudjoe that ''nobody cares. The whole city seen the flames, smelled the smoke, counted the body bags. Whole world knows children murdered here. But it's quiet as a grave, ain't it? Not a mumbling word.''</w:t>
+        <w:t xml:space="preserve">The middle class was, at the same moment, undergoing its own internal struggles between established small-town elites and newly empowered professionals. To divide American society into unitary classes and assign each of them a particular ethos, individualism for the upper 10, association for the middle class and mutualism for the workers, is to do violence to the complexity of American society at the turn of the century. </w:t>
         <w:br/>
-        <w:t>Cudjoe returns to the basketball courts of his youth, falls in with some of the local players. In a fast game, he talks with a man whose oldest brother, Darnell, played ball with Cudjoe when he was younger. Darnell is gone now, ''in the slam, man. Five years now.'' ''Damn.'' ''Dope, man. Into the dope . . . you know.'' ''Darnell?''</w:t>
+        <w:t xml:space="preserve">Thus in his interpretation of the 1902 coal strike in northeastern Pennsylvania he characterizes the mine owners' vicious strikebreaking tactics and refusal to recognize the United Mine Workers as part of "their battle against mutualism." Surely there are more productive ways to explain the early 20th-century war between capital and labor than as one between upper-class individualism and working-class mutualism. </w:t>
         <w:br/>
-        <w:t>''Yeah. Surprised everybody. My big brother always a together dude. Never in no trouble. He looked out for me. More like a daddy to me, you know. Then dope, man. He just couldn't handle.''</w:t>
+        <w:t xml:space="preserve">Mr. McGerr is correct in his emphasis on how the progressives recognized that as members of the middle class they were caught between capital and labor and could not escape unharmed from accelerating class warfare. "Well-meaning reformers" like Jane Addams "offered their services as mediators in labor disputes," he writes, arguing that they, unlike the businessmen on one side and the union leaders on the other, represented not a particular interest but the people as a whole. But neither side was interested in their efforts. Ultimately the progressives concluded that the growing power of big business posed the greatest danger to the social order, and so attempted to rein in that power. </w:t>
         <w:br/>
-        <w:t>The waste, the weariness is everywhere. Other old friends have died or fallen away. A classmate from college, Timbo, assumes his place within the system he rejected years before, his fantasies of collective change withered like dry grass, exchanged for the token symbols of individual achievement - a limousine, regular tables at good restaurants. Now a powerful attache in the mayor's office, Timbo has made his trade, and seems satisfied; for him, the fire on Osage Avenue is less a tragedy than a public relations problem.</w:t>
+        <w:t xml:space="preserve">Here Mr. McGerr does acknowledge the lack of consensus among the progressives on how to achieve that goal and argues that as a result of their disagreement their potential impact was reduced. It is difficult, however, to believe that had every single progressive united behind a particular antitrust or regulatory program, that program would have been passed in the face of the overwhelming financial and political power exercised by big business and its representatives in Washington. </w:t>
         <w:br/>
-        <w:t>''They were embarrassing, man. Embarrassing. Trying to turn back the clock. Didn't want no kind of city, no kind of government. Wanted to live like people live in the woods. . . . How the mayor spozed to stand up and talk to white folks when he can't control his own people? . . . Sooner or later those nuts had to go.''</w:t>
+        <w:t xml:space="preserve">Still, after looking back at what the progressives attempted and accomplished in their brief moment of triumph, one cannot help but agree with Mr. McGerr that, compared to the early 20th-century era of reform, "we live in a politically disappointing time." </w:t>
         <w:br/>
-        <w:t>But there are plenty more ''nuts'' where they came from, including a gang of young people known as Kaliban's Kiddie Korps, whose graffiti slogan - ''Money Power Things'' - decorates walls all over the city.</w:t>
+        <w:t>The author is, in the end, to be commended for recovering the vitality of the movement for radical reform that 100 years ago energized men and women to enter the public arena, united only by their middle-class status, their fierce discontent with the way things were and their faith that the future could be made brighter.</w:t>
         <w:br/>
-        <w:t>In Part Two the lost child of the conflagration assumes a different identity - the ''lost'' son of Mr. Wideman himself. Jacob Wideman, at age 18, pleaded guilty in 1988 to the murder of a companion after a camping trip in Maine two years earlier. (It is not the first time Mr. Wideman's family has been confronted with such tragedy. His brother, Robert, is also serving time for murder; Mr. Wideman explored that story in an earlier nonfiction book, ''Brothers and Keepers,'' in 1984.) Mr. Wideman's son was sentenced to life in prison in a plea-bargain agreement that prevented him from receiving the death penalty.</w:t>
         <w:br/>
-        <w:t>The sentencing hearing was a particularly bitter affair, with the parents of the murdered child accusing Mr. Wideman of having created the ''monster'' that is his son.</w:t>
-        <w:br/>
-        <w:t>It is an act of almost unimaginable boldness to take such personal sadness and to insert it into a novel; its presence is at first so jarring it has the feel of literary schizophrenia. Yet it is just such a splitting of identity - his own, his son's - that Mr. Wideman works to convey here, and few things are as heartbreaking as the sections in which he stumbles toward the hope of understanding what has happened to his child:</w:t>
-        <w:br/>
-        <w:t>''To take stock, to make sense, to attempt to control or to write a narrative of self - how hopeless any of these tasks must seem when the self attempting this harrowing business is no more reliable than a shadow. . . . Can this story he must never stop singing become a substitute for an integrated sense of self, of oneness, the personality he can never achieve? The son's father. Father's son.''</w:t>
-        <w:br/>
-        <w:t>Cudjoe's voice reassumes prominence in Part Three, where in its last pages ''Philadelphia Fire'' spins wildly among scenes of a memorial service for the dead of the Move bombing, an imagined scenario of the bombing itself and scenes involving ghosts of an Independence Day rally in the year 1805, in which black Philadelphians attending the celebrations are beaten and chased from Independence Square. The cacophony of images panics Cudjoe until the moment when, finally, he chooses not to run from the disarray surrounding him.</w:t>
-        <w:br/>
-        <w:t>It is a rare and wonderful pleasure to hear a variety of complex male voices; very few writers can invoke them successfully. Mr. Wideman has captured a particular pain and anguish that is part of African-American manhood without denying the experience of women; he has created male characters that are by turns tender, vulgar, insightful, evil, compassionate, wary: in short, he has shown us men we know.</w:t>
-        <w:br/>
-        <w:t>Most important of all, however, ''Philadelphia Fire'' uses facets of African-American life to illuminate issues at the heart of American life. In a society most people believe is disintegrating, at a time when the assignment of blame seems more important than the acceptance of responsibility, Mr. Wideman argues for a vision of life that includes virtues that may be disappearing from 20th-century culture: mercy, the ability to tolerate and accept difference, even distasteful difference. He is nowhere more articulate about these than in a section of Part Two in which he once again addresses his son in prison:</w:t>
-        <w:br/>
-        <w:t>''What I'm trying to do is share my way of thinking about some things that are basically unthinkable. I cannot separate myself from you. Yet I understand we're different. I will try to accept and deal with whatever shape your life takes. I know it's not my life and try as I might I can't ease what's happening to you, can't exchange places or take some of the weight for you. But I believe you have the power in your hands to do what no one can do for you. . . . We don't know what the future will bring. We do have a chance to unfold our days one by one and piece together a story that shapes us. It's the only life anyone ever has. Hold on.''</w:t>
-        <w:br/>
-        <w:t xml:space="preserve"> </w:t>
-        <w:br/>
-        <w:t>THIS BLACK CAMELOT</w:t>
-        <w:br/>
-        <w:t>Best to let it burn. All of it burn. Flame at the inmost heart. The conflagration blooming, expanding outward, like ripples from a stone to the corners of the universe. One little candle. The scab above Twanda's eyelid burns and festers and grows concentrically as she picks at it, sworls of white-speckled soreness on her black forehead and it leaps from her brow suddenly as a siren in the middle of the night and we know instantly it's coming for us, we're implicated as its light arcs and flashes in circles, we are infected, finished in the feral swoop of its dirty-fingered stab into the town houses where we are hiding. The gem in her forehead explodes slowly as a rose blooming, dying simultaneously because we neglect to tend it, adore it, praise it as our own.</w:t>
-        <w:br/>
-        <w:t>These ruins. This Black Camelot and its cracked Liberty Bell burn, lit by the same match ignited two blocks of Osage Avenue. Street named for an Indian tribe. Haunted by Indian ghosts - Schuylkill, Manayunk, Wissahickon, Susquehanna, Moyamensing, Wingohocking, Tioga - the rivers bronzed in memory of their copper, flame-colored bodies, the tinsel of their names gilding the ruined city. Oh, it must have been beautiful once. Walking barefoot in green grass, the sky a blue haven, the deep woods full of life. Now the grit . . . ground into the soil lodges in our children's toes when they play in the park. Poison works its way through their veins to their brains. They play cowboys and Indians. Colored and white with real guns. Shots exchanged over Cobbs Creek and one player falls down forever. Real bullets bridging the racial gap, hurtling over the scrufty water and trees that separate two warring villages. The Book of Life exchanges hands. Who will read it next, kill for it next? A red ghost thin as conviction giggles its last laugh.</w:t>
-        <w:br/>
-        <w:t>From ''Philadelphia Fire.''</w:t>
+        <w:t>http://www.nytimes.com</w:t>
         <w:br/>
         <w:br/>
         <w:t>Graphic</w:t>
@@ -113,7 +90,7 @@
         <w:br/>
         <w:t xml:space="preserve"> </w:t>
         <w:br/>
-        <w:t>Drawing; Photo: John Edgar Wideman (Fred Vuich for the New York Times)</w:t>
+        <w:t>Photo: Employing boys in coal mines was among the practices that progressives worked to stop. (Photo by Brown Brothers)</w:t>
       </w:r>
     </w:p>
     <w:sectPr>
